--- a/docs/docs.docx
+++ b/docs/docs.docx
@@ -196,23 +196,29 @@
                                       <w:szCs w:val="70"/>
                                     </w:rPr>
                                   </w:pPr>
-                                  <w:proofErr w:type="spellStart"/>
                                   <w:r>
                                     <w:rPr>
                                       <w:i/>
                                       <w:sz w:val="48"/>
                                       <w:szCs w:val="70"/>
                                     </w:rPr>
-                                    <w:t>BloonsTD</w:t>
+                                    <w:t>Bloons</w:t>
                                   </w:r>
-                                  <w:proofErr w:type="spellEnd"/>
                                   <w:r>
                                     <w:rPr>
                                       <w:i/>
                                       <w:sz w:val="48"/>
                                       <w:szCs w:val="70"/>
                                     </w:rPr>
-                                    <w:t xml:space="preserve"> China</w:t>
+                                    <w:t xml:space="preserve"> </w:t>
+                                  </w:r>
+                                  <w:r>
+                                    <w:rPr>
+                                      <w:i/>
+                                      <w:sz w:val="48"/>
+                                      <w:szCs w:val="70"/>
+                                    </w:rPr>
+                                    <w:t>TD China</w:t>
                                   </w:r>
                                 </w:p>
                               </w:txbxContent>
@@ -266,23 +272,29 @@
                                 <w:szCs w:val="70"/>
                               </w:rPr>
                             </w:pPr>
-                            <w:proofErr w:type="spellStart"/>
                             <w:r>
                               <w:rPr>
                                 <w:i/>
                                 <w:sz w:val="48"/>
                                 <w:szCs w:val="70"/>
                               </w:rPr>
-                              <w:t>BloonsTD</w:t>
+                              <w:t>Bloons</w:t>
                             </w:r>
-                            <w:proofErr w:type="spellEnd"/>
                             <w:r>
                               <w:rPr>
                                 <w:i/>
                                 <w:sz w:val="48"/>
                                 <w:szCs w:val="70"/>
                               </w:rPr>
-                              <w:t xml:space="preserve"> China</w:t>
+                              <w:t xml:space="preserve"> </w:t>
+                            </w:r>
+                            <w:r>
+                              <w:rPr>
+                                <w:i/>
+                                <w:sz w:val="48"/>
+                                <w:szCs w:val="70"/>
+                              </w:rPr>
+                              <w:t>TD China</w:t>
                             </w:r>
                           </w:p>
                         </w:txbxContent>
@@ -352,7 +364,7 @@
                     <w:noProof/>
                     <w:lang w:bidi="de-DE"/>
                   </w:rPr>
-                  <w:t>11. Mai</w:t>
+                  <w:t>12. Mai</w:t>
                 </w:r>
                 <w:r>
                   <w:rPr>
@@ -456,52 +468,6 @@
             </w:pPr>
           </w:p>
           <w:p>
-            <w:sdt>
-              <w:sdtPr>
-                <w:id w:val="-1740469667"/>
-                <w:placeholder>
-                  <w:docPart w:val="A388C55388264501BC0BFEB4A4B2039C"/>
-                </w:placeholder>
-                <w15:appearance w15:val="hidden"/>
-              </w:sdtPr>
-              <w:sdtEndPr/>
-              <w:sdtContent>
-                <w:proofErr w:type="spellStart"/>
-                <w:r>
-                  <w:t>MonkeeCoders</w:t>
-                </w:r>
-                <w:proofErr w:type="spellEnd"/>
-              </w:sdtContent>
-            </w:sdt>
-          </w:p>
-          <w:p>
-            <w:r>
-              <w:rPr>
-                <w:lang w:bidi="de-DE"/>
-              </w:rPr>
-              <w:t xml:space="preserve">Verfasst von: </w:t>
-            </w:r>
-            <w:sdt>
-              <w:sdtPr>
-                <w:alias w:val="Ihr Name"/>
-                <w:tag w:val="Ihr Name"/>
-                <w:id w:val="-180584491"/>
-                <w:placeholder>
-                  <w:docPart w:val="6FCD16E76FCE492EA462F14B1E102D8B"/>
-                </w:placeholder>
-                <w:dataBinding w:prefixMappings="xmlns:ns0='http://schemas.microsoft.com/office/2006/coverPageProps' " w:xpath="/ns0:CoverPageProperties[1]/ns0:CompanyFax[1]" w:storeItemID="{55AF091B-3C7A-41E3-B477-F2FDAA23CFDA}"/>
-                <w15:appearance w15:val="hidden"/>
-                <w:text w:multiLine="1"/>
-              </w:sdtPr>
-              <w:sdtEndPr/>
-              <w:sdtContent>
-                <w:r>
-                  <w:t>Jan</w:t>
-                </w:r>
-              </w:sdtContent>
-            </w:sdt>
-          </w:p>
-          <w:p>
             <w:pPr>
               <w:rPr>
                 <w:noProof/>
@@ -509,6 +475,9 @@
                 <w:szCs w:val="10"/>
               </w:rPr>
             </w:pPr>
+            <w:r>
+              <w:t>Verfasst von: Jan</w:t>
+            </w:r>
           </w:p>
         </w:tc>
       </w:tr>
@@ -785,16 +754,15 @@
     <w:p>
       <w:pPr>
         <w:pStyle w:val="berschrift1"/>
+        <w:jc w:val="center"/>
       </w:pPr>
       <w:r>
         <w:rPr>
           <w:lang w:bidi="de-DE"/>
         </w:rPr>
         <w:lastRenderedPageBreak/>
-        <w:t>Steuerung</w:t>
+        <w:t>Einführung</w:t>
       </w:r>
-      <w:bookmarkStart w:id="0" w:name="_GoBack"/>
-      <w:bookmarkEnd w:id="0"/>
     </w:p>
     <w:tbl>
       <w:tblPr>
@@ -807,7 +775,7 @@
         <w:tblLook w:val="0000" w:firstRow="0" w:lastRow="0" w:firstColumn="0" w:lastColumn="0" w:noHBand="0" w:noVBand="0"/>
       </w:tblPr>
       <w:tblGrid>
-        <w:gridCol w:w="9999"/>
+        <w:gridCol w:w="10079"/>
       </w:tblGrid>
       <w:tr>
         <w:trPr>
@@ -823,7 +791,6 @@
               <w:placeholder>
                 <w:docPart w:val="CA8BC01BC05C490FB2A4F7F33B1A5D64"/>
               </w:placeholder>
-              <w:showingPlcHdr/>
               <w15:appearance w15:val="hidden"/>
             </w:sdtPr>
             <w:sdtEndPr/>
@@ -831,68 +798,90 @@
               <w:p>
                 <w:pPr>
                   <w:pStyle w:val="berschrift2"/>
+                  <w:jc w:val="center"/>
                 </w:pPr>
                 <w:r>
-                  <w:rPr>
-                    <w:lang w:bidi="de-DE"/>
-                  </w:rPr>
-                  <w:t>Untertiteltext hier eingeben</w:t>
+                  <w:t>Eine kurze Beschreibung unseres Projektes</w:t>
                 </w:r>
               </w:p>
             </w:sdtContent>
           </w:sdt>
           <w:p/>
-          <w:sdt>
-            <w:sdtPr>
-              <w:id w:val="-2056388886"/>
-              <w:placeholder>
-                <w:docPart w:val="476D388C0D3C4911BA990C3E1A858084"/>
-              </w:placeholder>
-              <w:temporary/>
-              <w:showingPlcHdr/>
-              <w15:appearance w15:val="hidden"/>
-            </w:sdtPr>
-            <w:sdtEndPr/>
-            <w:sdtContent>
-              <w:p>
-                <w:pPr>
-                  <w:pStyle w:val="Inhalt"/>
-                </w:pPr>
-                <w:r>
-                  <w:rPr>
-                    <w:lang w:bidi="de-DE"/>
-                  </w:rPr>
-                  <w:t>Wenn Sie sofort anfangen möchten, tippen Sie auf einen Platzhaltertext (wie diesen) und beginnen Sie mit der Eingabe, um ihn durch Ihren eigenen Text zu ersetzen.</w:t>
-                </w:r>
-              </w:p>
-            </w:sdtContent>
-          </w:sdt>
-          <w:p/>
-          <w:sdt>
-            <w:sdtPr>
-              <w:id w:val="-1742009241"/>
-              <w:placeholder>
-                <w:docPart w:val="5B0042104F1145AC802609401C2D3EE8"/>
-              </w:placeholder>
-              <w:temporary/>
-              <w:showingPlcHdr/>
-              <w15:appearance w15:val="hidden"/>
-            </w:sdtPr>
-            <w:sdtEndPr/>
-            <w:sdtContent>
-              <w:p>
-                <w:pPr>
-                  <w:pStyle w:val="Inhalt"/>
-                </w:pPr>
-                <w:r>
-                  <w:rPr>
-                    <w:lang w:bidi="de-DE"/>
-                  </w:rPr>
-                  <w:t xml:space="preserve">Möchten Sie ein Bild aus Ihren Dateien einfügen oder aber eine Form, ein Textfeld oder eine Tabelle hinzufügen? Das geht ganz einfach! Tippen Sie auf der Registerkarte "Einfügen" des Menübands auf die gewünschte Option. </w:t>
-                </w:r>
-              </w:p>
-            </w:sdtContent>
-          </w:sdt>
+          <w:p>
+            <w:pPr>
+              <w:pStyle w:val="Inhalt"/>
+            </w:pPr>
+            <w:r>
+              <w:t xml:space="preserve">Unser Spiel </w:t>
+            </w:r>
+            <w:r>
+              <w:rPr>
+                <w:i/>
+              </w:rPr>
+              <w:t>Bloons TD China</w:t>
+            </w:r>
+            <w:r>
+              <w:t xml:space="preserve"> ist inspiriert von dem Spiel „Bloons TD 6“ von dem neuseeländischen Spieleentwickler Ninja Kiwi. </w:t>
+            </w:r>
+          </w:p>
+          <w:p>
+            <w:pPr>
+              <w:pStyle w:val="Inhalt"/>
+            </w:pPr>
+            <w:r>
+              <w:t xml:space="preserve">Wir entschieden uns für dieses Spiel, da </w:t>
+            </w:r>
+            <w:r>
+              <w:t xml:space="preserve">man </w:t>
+            </w:r>
+            <w:r>
+              <w:t>das gegebene</w:t>
+            </w:r>
+            <w:r>
+              <w:t xml:space="preserve"> Spielkonzept gut mit Objektorientierung umsetzen kann</w:t>
+            </w:r>
+            <w:r>
+              <w:t>. Zudem hat</w:t>
+            </w:r>
+            <w:r>
+              <w:t xml:space="preserve"> uns die Art von RPG Spielen nicht sonderlich angesprochen</w:t>
+            </w:r>
+            <w:r>
+              <w:t>, weshalb uns diese Art von Spiel als gute Alternative überzeugt hat.</w:t>
+            </w:r>
+          </w:p>
+          <w:p>
+            <w:pPr>
+              <w:pStyle w:val="Inhalt"/>
+            </w:pPr>
+          </w:p>
+          <w:p>
+            <w:pPr>
+              <w:pStyle w:val="Inhalt"/>
+            </w:pPr>
+            <w:r>
+              <w:t xml:space="preserve">Das Spielprinzip basiert darauf, Gegner in Form von Luftballons davon abzuhalten, das Ende eines vorgegebenen Wegs zu erreichen. Dazu muss man </w:t>
+            </w:r>
+            <w:r>
+              <w:t>entlang des Wegs</w:t>
+            </w:r>
+            <w:r>
+              <w:t xml:space="preserve"> </w:t>
+            </w:r>
+            <w:r>
+              <w:t>Abwehreinheiten platzieren, welche die Gegner angreifen und zerstören. Mit der Zeit werden die Gegner immer stärker und der Spieler muss seine Abwehreinheiten mit Coins verbessern, die von Gegnern beim Besiegen fallen gelassen werden.</w:t>
+            </w:r>
+          </w:p>
+          <w:p>
+            <w:pPr>
+              <w:pStyle w:val="Inhalt"/>
+            </w:pPr>
+          </w:p>
+          <w:p>
+            <w:pPr>
+              <w:pStyle w:val="Inhalt"/>
+            </w:pPr>
+          </w:p>
         </w:tc>
       </w:tr>
       <w:tr>
@@ -919,7 +908,7 @@
                 <mc:Choice Requires="wps">
                   <w:drawing>
                     <wp:inline distT="0" distB="0" distL="0" distR="0" wp14:anchorId="2A2D43BB" wp14:editId="779AB49D">
-                      <wp:extent cx="5422005" cy="1333500"/>
+                      <wp:extent cx="5422005" cy="1514475"/>
                       <wp:effectExtent l="0" t="0" r="0" b="0"/>
                       <wp:docPr id="7" name="Textfeld 7"/>
                       <wp:cNvGraphicFramePr/>
@@ -930,7 +919,7 @@
                             <wps:spPr>
                               <a:xfrm>
                                 <a:off x="0" y="0"/>
-                                <a:ext cx="5422005" cy="1333500"/>
+                                <a:ext cx="5422005" cy="1514475"/>
                               </a:xfrm>
                               <a:prstGeom prst="rect">
                                 <a:avLst/>
@@ -953,7 +942,7 @@
                                       <w:szCs w:val="36"/>
                                       <w:lang w:bidi="de-DE"/>
                                     </w:rPr>
-                                    <w:t>"Auf der Registerkarte "Einfügen" finden Sie weitere benutzerfreundliche Tools, beispielsweise zum Hinzufügen eines Links oder zum Einfügen eines Kommentars"</w:t>
+                                    <w:t>[BILD HIER EINFÜGEN]</w:t>
                                   </w:r>
                                 </w:p>
                               </w:txbxContent>
@@ -972,7 +961,7 @@
                 </mc:Choice>
                 <mc:Fallback>
                   <w:pict>
-                    <v:shape w14:anchorId="2A2D43BB" id="Textfeld 7" o:spid="_x0000_s1027" type="#_x0000_t202" style="width:426.95pt;height:105pt;visibility:visible;mso-wrap-style:square;mso-left-percent:-10001;mso-top-percent:-10001;mso-position-horizontal:absolute;mso-position-horizontal-relative:char;mso-position-vertical:absolute;mso-position-vertical-relative:line;mso-left-percent:-10001;mso-top-percent:-10001;v-text-anchor:top" o:gfxdata="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" filled="f" stroked="f" strokeweight=".5pt">
+                    <v:shape w14:anchorId="2A2D43BB" id="Textfeld 7" o:spid="_x0000_s1027" type="#_x0000_t202" style="width:426.95pt;height:119.25pt;visibility:visible;mso-wrap-style:square;mso-left-percent:-10001;mso-top-percent:-10001;mso-position-horizontal:absolute;mso-position-horizontal-relative:char;mso-position-vertical:absolute;mso-position-vertical-relative:line;mso-left-percent:-10001;mso-top-percent:-10001;v-text-anchor:top" o:gfxdata="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" filled="f" stroked="f" strokeweight=".5pt">
                       <v:textbox>
                         <w:txbxContent>
                           <w:p>
@@ -986,7 +975,7 @@
                                 <w:szCs w:val="36"/>
                                 <w:lang w:bidi="de-DE"/>
                               </w:rPr>
-                              <w:t>"Auf der Registerkarte "Einfügen" finden Sie weitere benutzerfreundliche Tools, beispielsweise zum Hinzufügen eines Links oder zum Einfügen eines Kommentars"</w:t>
+                              <w:t>[BILD HIER EINFÜGEN]</w:t>
                             </w:r>
                           </w:p>
                         </w:txbxContent>
@@ -1010,82 +999,742 @@
           </w:tcPr>
           <w:p>
             <w:pPr>
-              <w:pStyle w:val="HervorhebungText"/>
-              <w:rPr>
-                <w:i/>
-                <w:sz w:val="36"/>
-              </w:rPr>
-            </w:pPr>
-          </w:p>
-          <w:sdt>
-            <w:sdtPr>
-              <w:id w:val="-415933964"/>
-              <w:placeholder>
-                <w:docPart w:val="965BB8B1BC4D45D7B0466ED11B606112"/>
-              </w:placeholder>
-              <w:temporary/>
-              <w:showingPlcHdr/>
-              <w15:appearance w15:val="hidden"/>
-            </w:sdtPr>
-            <w:sdtEndPr/>
-            <w:sdtContent>
-              <w:p>
-                <w:pPr>
-                  <w:pStyle w:val="Inhalt"/>
-                </w:pPr>
-                <w:r>
-                  <w:rPr>
-                    <w:lang w:bidi="de-DE"/>
-                  </w:rPr>
-                  <w:t>Wenn Sie sofort anfangen möchten, tippen Sie auf einen Platzhaltertext (wie diesen) und beginnen Sie mit der Eingabe, um ihn durch Ihren eigenen Text zu ersetzen.</w:t>
-                </w:r>
-              </w:p>
-            </w:sdtContent>
-          </w:sdt>
-          <w:p>
-            <w:pPr>
-              <w:pStyle w:val="Inhalt"/>
-            </w:pPr>
-          </w:p>
-          <w:sdt>
-            <w:sdtPr>
-              <w:id w:val="1005247712"/>
-              <w:placeholder>
-                <w:docPart w:val="78729FD1B78A436B95D327D2F4ACA8F5"/>
-              </w:placeholder>
-              <w:temporary/>
-              <w:showingPlcHdr/>
-              <w15:appearance w15:val="hidden"/>
-            </w:sdtPr>
-            <w:sdtEndPr/>
-            <w:sdtContent>
-              <w:p>
-                <w:pPr>
-                  <w:pStyle w:val="Inhalt"/>
-                </w:pPr>
-                <w:r>
-                  <w:rPr>
-                    <w:lang w:bidi="de-DE"/>
-                  </w:rPr>
-                  <w:t xml:space="preserve">Möchten Sie ein Bild aus Ihren Dateien einfügen oder aber eine Form, ein Textfeld oder eine Tabelle hinzufügen? Das geht ganz einfach! Tippen Sie auf der Registerkarte "Einfügen" des Menübands auf die gewünschte Option. </w:t>
-                </w:r>
-              </w:p>
-            </w:sdtContent>
-          </w:sdt>
-          <w:p>
-            <w:pPr>
               <w:pStyle w:val="Inhalt"/>
               <w:rPr>
-                <w:i/>
                 <w:sz w:val="36"/>
               </w:rPr>
             </w:pPr>
           </w:p>
           <w:p>
             <w:pPr>
+              <w:pStyle w:val="berschrift1"/>
+            </w:pPr>
+            <w:r>
+              <w:rPr>
+                <w:lang w:bidi="de-DE"/>
+              </w:rPr>
+              <w:t>Steuerung</w:t>
+            </w:r>
+          </w:p>
+          <w:tbl>
+            <w:tblPr>
+              <w:tblW w:w="9999" w:type="dxa"/>
+              <w:tblInd w:w="40" w:type="dxa"/>
+              <w:tblCellMar>
+                <w:left w:w="0" w:type="dxa"/>
+                <w:right w:w="0" w:type="dxa"/>
+              </w:tblCellMar>
+              <w:tblLook w:val="0000" w:firstRow="0" w:lastRow="0" w:firstColumn="0" w:lastColumn="0" w:noHBand="0" w:noVBand="0"/>
+            </w:tblPr>
+            <w:tblGrid>
+              <w:gridCol w:w="10039"/>
+            </w:tblGrid>
+            <w:tr>
+              <w:trPr>
+                <w:trHeight w:val="3546"/>
+              </w:trPr>
+              <w:tc>
+                <w:tcPr>
+                  <w:tcW w:w="9999" w:type="dxa"/>
+                </w:tcPr>
+                <w:p>
+                  <w:pPr>
+                    <w:pStyle w:val="berschrift2"/>
+                  </w:pPr>
+                  <w:sdt>
+                    <w:sdtPr>
+                      <w:id w:val="-1778021583"/>
+                      <w:placeholder>
+                        <w:docPart w:val="50F546B4E3AD496FA35E2285F44EFB79"/>
+                      </w:placeholder>
+                      <w:showingPlcHdr/>
+                      <w15:appearance w15:val="hidden"/>
+                    </w:sdtPr>
+                    <w:sdtContent>
+                      <w:bookmarkStart w:id="0" w:name="_GoBack"/>
+                      <w:r>
+                        <w:rPr>
+                          <w:lang w:bidi="de-DE"/>
+                        </w:rPr>
+                        <w:t>Untertiteltext hier eingeben</w:t>
+                      </w:r>
+                      <w:bookmarkEnd w:id="0"/>
+                    </w:sdtContent>
+                  </w:sdt>
+                </w:p>
+                <w:p/>
+                <w:sdt>
+                  <w:sdtPr>
+                    <w:id w:val="851765062"/>
+                    <w:placeholder>
+                      <w:docPart w:val="A57722D3380040648E45085DCDD8A07A"/>
+                    </w:placeholder>
+                    <w:temporary/>
+                    <w:showingPlcHdr/>
+                    <w15:appearance w15:val="hidden"/>
+                  </w:sdtPr>
+                  <w:sdtContent>
+                    <w:p>
+                      <w:pPr>
+                        <w:pStyle w:val="Inhalt"/>
+                      </w:pPr>
+                      <w:r>
+                        <w:rPr>
+                          <w:lang w:bidi="de-DE"/>
+                        </w:rPr>
+                        <w:t>Wenn Sie sofort anfangen möchten, tippen Sie auf einen Platzhaltertext (wie diesen) und beginnen Sie mit der Eingabe, um ihn durch Ihren eigenen Text zu ersetzen.</w:t>
+                      </w:r>
+                    </w:p>
+                  </w:sdtContent>
+                </w:sdt>
+                <w:p/>
+                <w:sdt>
+                  <w:sdtPr>
+                    <w:id w:val="-602494362"/>
+                    <w:placeholder>
+                      <w:docPart w:val="BD49D6E00837456F85E4BCC252B8BC9B"/>
+                    </w:placeholder>
+                    <w:temporary/>
+                    <w:showingPlcHdr/>
+                    <w15:appearance w15:val="hidden"/>
+                  </w:sdtPr>
+                  <w:sdtContent>
+                    <w:p>
+                      <w:pPr>
+                        <w:pStyle w:val="Inhalt"/>
+                      </w:pPr>
+                      <w:r>
+                        <w:rPr>
+                          <w:lang w:bidi="de-DE"/>
+                        </w:rPr>
+                        <w:t xml:space="preserve">Möchten Sie ein Bild aus Ihren Dateien einfügen oder aber eine Form, ein Textfeld oder eine Tabelle hinzufügen? Das geht ganz einfach! Tippen Sie auf der Registerkarte "Einfügen" des Menübands auf die gewünschte Option. </w:t>
+                      </w:r>
+                    </w:p>
+                  </w:sdtContent>
+                </w:sdt>
+              </w:tc>
+            </w:tr>
+            <w:tr>
+              <w:trPr>
+                <w:trHeight w:val="1899"/>
+              </w:trPr>
+              <w:tc>
+                <w:tcPr>
+                  <w:tcW w:w="9999" w:type="dxa"/>
+                  <w:shd w:val="clear" w:color="auto" w:fill="F2F2F2" w:themeFill="background1" w:themeFillShade="F2"/>
+                  <w:vAlign w:val="center"/>
+                </w:tcPr>
+                <w:p>
+                  <w:pPr>
+                    <w:pStyle w:val="HervorhebungText"/>
+                    <w:jc w:val="center"/>
+                  </w:pPr>
+                  <w:r>
+                    <w:rPr>
+                      <w:noProof/>
+                      <w:lang w:val="en-US" w:eastAsia="zh-CN"/>
+                    </w:rPr>
+                    <mc:AlternateContent>
+                      <mc:Choice Requires="wps">
+                        <w:drawing>
+                          <wp:inline distT="0" distB="0" distL="0" distR="0" wp14:anchorId="53474AA7" wp14:editId="7107D7A2">
+                            <wp:extent cx="5422005" cy="1333500"/>
+                            <wp:effectExtent l="0" t="0" r="0" b="0"/>
+                            <wp:docPr id="4" name="Textfeld 4"/>
+                            <wp:cNvGraphicFramePr/>
+                            <a:graphic xmlns:a="http://schemas.openxmlformats.org/drawingml/2006/main">
+                              <a:graphicData uri="http://schemas.microsoft.com/office/word/2010/wordprocessingShape">
+                                <wps:wsp>
+                                  <wps:cNvSpPr txBox="1"/>
+                                  <wps:spPr>
+                                    <a:xfrm>
+                                      <a:off x="0" y="0"/>
+                                      <a:ext cx="5422005" cy="1333500"/>
+                                    </a:xfrm>
+                                    <a:prstGeom prst="rect">
+                                      <a:avLst/>
+                                    </a:prstGeom>
+                                    <a:noFill/>
+                                    <a:ln w="6350">
+                                      <a:noFill/>
+                                    </a:ln>
+                                  </wps:spPr>
+                                  <wps:txbx>
+                                    <w:txbxContent>
+                                      <w:p>
+                                        <w:pPr>
+                                          <w:jc w:val="center"/>
+                                        </w:pPr>
+                                        <w:r>
+                                          <w:rPr>
+                                            <w:i/>
+                                            <w:sz w:val="36"/>
+                                            <w:szCs w:val="36"/>
+                                            <w:lang w:bidi="de-DE"/>
+                                          </w:rPr>
+                                          <w:t>"Auf der Registerkarte "Einfügen" finden Sie weitere benutzerfreundliche Tools, beispielsweise zum Hinzufügen eines Links oder zum Einfügen eines Kommentars"</w:t>
+                                        </w:r>
+                                      </w:p>
+                                    </w:txbxContent>
+                                  </wps:txbx>
+                                  <wps:bodyPr rot="0" spcFirstLastPara="0" vertOverflow="overflow" horzOverflow="overflow" vert="horz" wrap="square" lIns="91440" tIns="45720" rIns="91440" bIns="45720" numCol="1" spcCol="0" rtlCol="0" fromWordArt="0" anchor="t" anchorCtr="0" forceAA="0" compatLnSpc="1">
+                                    <a:prstTxWarp prst="textNoShape">
+                                      <a:avLst/>
+                                    </a:prstTxWarp>
+                                    <a:noAutofit/>
+                                  </wps:bodyPr>
+                                </wps:wsp>
+                              </a:graphicData>
+                            </a:graphic>
+                          </wp:inline>
+                        </w:drawing>
+                      </mc:Choice>
+                      <mc:Fallback>
+                        <w:pict>
+                          <v:shape w14:anchorId="53474AA7" id="Textfeld 4" o:spid="_x0000_s1028" type="#_x0000_t202" style="width:426.95pt;height:105pt;visibility:visible;mso-wrap-style:square;mso-left-percent:-10001;mso-top-percent:-10001;mso-position-horizontal:absolute;mso-position-horizontal-relative:char;mso-position-vertical:absolute;mso-position-vertical-relative:line;mso-left-percent:-10001;mso-top-percent:-10001;v-text-anchor:top" o:gfxdata="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" filled="f" stroked="f" strokeweight=".5pt">
+                            <v:textbox>
+                              <w:txbxContent>
+                                <w:p>
+                                  <w:pPr>
+                                    <w:jc w:val="center"/>
+                                  </w:pPr>
+                                  <w:r>
+                                    <w:rPr>
+                                      <w:i/>
+                                      <w:sz w:val="36"/>
+                                      <w:szCs w:val="36"/>
+                                      <w:lang w:bidi="de-DE"/>
+                                    </w:rPr>
+                                    <w:t>"Auf der Registerkarte "Einfügen" finden Sie weitere benutzerfreundliche Tools, beispielsweise zum Hinzufügen eines Links oder zum Einfügen eines Kommentars"</w:t>
+                                  </w:r>
+                                </w:p>
+                              </w:txbxContent>
+                            </v:textbox>
+                            <w10:anchorlock/>
+                          </v:shape>
+                        </w:pict>
+                      </mc:Fallback>
+                    </mc:AlternateContent>
+                  </w:r>
+                </w:p>
+              </w:tc>
+            </w:tr>
+            <w:tr>
+              <w:trPr>
+                <w:trHeight w:val="5931"/>
+              </w:trPr>
+              <w:tc>
+                <w:tcPr>
+                  <w:tcW w:w="9999" w:type="dxa"/>
+                </w:tcPr>
+                <w:p>
+                  <w:pPr>
+                    <w:pStyle w:val="HervorhebungText"/>
+                    <w:rPr>
+                      <w:i/>
+                      <w:sz w:val="36"/>
+                    </w:rPr>
+                  </w:pPr>
+                </w:p>
+                <w:sdt>
+                  <w:sdtPr>
+                    <w:id w:val="1754932891"/>
+                    <w:placeholder>
+                      <w:docPart w:val="0BBB27D598F742E0BD15C1C9A68DF6BD"/>
+                    </w:placeholder>
+                    <w:temporary/>
+                    <w:showingPlcHdr/>
+                    <w15:appearance w15:val="hidden"/>
+                  </w:sdtPr>
+                  <w:sdtContent>
+                    <w:p>
+                      <w:pPr>
+                        <w:pStyle w:val="Inhalt"/>
+                      </w:pPr>
+                      <w:r>
+                        <w:rPr>
+                          <w:lang w:bidi="de-DE"/>
+                        </w:rPr>
+                        <w:t>Wenn Sie sofort anfangen möchten, tippen Sie auf einen Platzhaltertext (wie diesen) und beginnen Sie mit der Eingabe, um ihn durch Ihren eigenen Text zu ersetzen.</w:t>
+                      </w:r>
+                    </w:p>
+                  </w:sdtContent>
+                </w:sdt>
+                <w:p>
+                  <w:pPr>
+                    <w:pStyle w:val="Inhalt"/>
+                  </w:pPr>
+                </w:p>
+                <w:sdt>
+                  <w:sdtPr>
+                    <w:id w:val="1175844970"/>
+                    <w:placeholder>
+                      <w:docPart w:val="28FF7335D59A40FD825C64B217880FD0"/>
+                    </w:placeholder>
+                    <w:temporary/>
+                    <w:showingPlcHdr/>
+                    <w15:appearance w15:val="hidden"/>
+                  </w:sdtPr>
+                  <w:sdtContent>
+                    <w:p>
+                      <w:pPr>
+                        <w:pStyle w:val="Inhalt"/>
+                      </w:pPr>
+                      <w:r>
+                        <w:rPr>
+                          <w:lang w:bidi="de-DE"/>
+                        </w:rPr>
+                        <w:t xml:space="preserve">Möchten Sie ein Bild aus Ihren Dateien einfügen oder aber eine Form, ein Textfeld oder eine Tabelle hinzufügen? Das geht ganz einfach! Tippen Sie auf der Registerkarte "Einfügen" des Menübands auf die gewünschte Option. </w:t>
+                      </w:r>
+                    </w:p>
+                  </w:sdtContent>
+                </w:sdt>
+                <w:p>
+                  <w:pPr>
+                    <w:pStyle w:val="Inhalt"/>
+                    <w:rPr>
+                      <w:i/>
+                      <w:sz w:val="36"/>
+                    </w:rPr>
+                  </w:pPr>
+                </w:p>
+                <w:p>
+                  <w:pPr>
+                    <w:pStyle w:val="Inhalt"/>
+                    <w:rPr>
+                      <w:sz w:val="36"/>
+                    </w:rPr>
+                  </w:pPr>
+                </w:p>
+                <w:p>
+                  <w:pPr>
+                    <w:pStyle w:val="Inhalt"/>
+                    <w:rPr>
+                      <w:sz w:val="36"/>
+                    </w:rPr>
+                  </w:pPr>
+                </w:p>
+                <w:p>
+                  <w:pPr>
+                    <w:pStyle w:val="Inhalt"/>
+                    <w:rPr>
+                      <w:sz w:val="36"/>
+                    </w:rPr>
+                  </w:pPr>
+                </w:p>
+                <w:p>
+                  <w:pPr>
+                    <w:pStyle w:val="Inhalt"/>
+                    <w:rPr>
+                      <w:sz w:val="36"/>
+                    </w:rPr>
+                  </w:pPr>
+                </w:p>
+                <w:p>
+                  <w:pPr>
+                    <w:pStyle w:val="Inhalt"/>
+                    <w:rPr>
+                      <w:sz w:val="36"/>
+                    </w:rPr>
+                  </w:pPr>
+                </w:p>
+                <w:p>
+                  <w:pPr>
+                    <w:pStyle w:val="Inhalt"/>
+                    <w:rPr>
+                      <w:sz w:val="36"/>
+                    </w:rPr>
+                  </w:pPr>
+                </w:p>
+                <w:p>
+                  <w:pPr>
+                    <w:pStyle w:val="Inhalt"/>
+                    <w:rPr>
+                      <w:sz w:val="36"/>
+                    </w:rPr>
+                  </w:pPr>
+                </w:p>
+                <w:p>
+                  <w:pPr>
+                    <w:pStyle w:val="Inhalt"/>
+                    <w:rPr>
+                      <w:sz w:val="36"/>
+                    </w:rPr>
+                  </w:pPr>
+                </w:p>
+                <w:p>
+                  <w:pPr>
+                    <w:pStyle w:val="berschrift1"/>
+                  </w:pPr>
+                  <w:r>
+                    <w:rPr>
+                      <w:lang w:bidi="de-DE"/>
+                    </w:rPr>
+                    <w:t>Steuerung</w:t>
+                  </w:r>
+                </w:p>
+                <w:tbl>
+                  <w:tblPr>
+                    <w:tblW w:w="9999" w:type="dxa"/>
+                    <w:tblInd w:w="40" w:type="dxa"/>
+                    <w:tblCellMar>
+                      <w:left w:w="0" w:type="dxa"/>
+                      <w:right w:w="0" w:type="dxa"/>
+                    </w:tblCellMar>
+                    <w:tblLook w:val="0000" w:firstRow="0" w:lastRow="0" w:firstColumn="0" w:lastColumn="0" w:noHBand="0" w:noVBand="0"/>
+                  </w:tblPr>
+                  <w:tblGrid>
+                    <w:gridCol w:w="9999"/>
+                  </w:tblGrid>
+                  <w:tr>
+                    <w:trPr>
+                      <w:trHeight w:val="3546"/>
+                    </w:trPr>
+                    <w:tc>
+                      <w:tcPr>
+                        <w:tcW w:w="9999" w:type="dxa"/>
+                      </w:tcPr>
+                      <w:p>
+                        <w:pPr>
+                          <w:pStyle w:val="berschrift2"/>
+                        </w:pPr>
+                        <w:sdt>
+                          <w:sdtPr>
+                            <w:id w:val="259271496"/>
+                            <w:placeholder>
+                              <w:docPart w:val="FE8D9214EB5B439A9934EA069FF35AD2"/>
+                            </w:placeholder>
+                            <w:showingPlcHdr/>
+                            <w15:appearance w15:val="hidden"/>
+                          </w:sdtPr>
+                          <w:sdtContent>
+                            <w:r>
+                              <w:rPr>
+                                <w:lang w:bidi="de-DE"/>
+                              </w:rPr>
+                              <w:t>Untertiteltext hier eingeben</w:t>
+                            </w:r>
+                          </w:sdtContent>
+                        </w:sdt>
+                      </w:p>
+                      <w:p/>
+                      <w:sdt>
+                        <w:sdtPr>
+                          <w:id w:val="-1179808115"/>
+                          <w:placeholder>
+                            <w:docPart w:val="D5EE40F2ECEF4CF09A297910127011FD"/>
+                          </w:placeholder>
+                          <w:temporary/>
+                          <w:showingPlcHdr/>
+                          <w15:appearance w15:val="hidden"/>
+                        </w:sdtPr>
+                        <w:sdtContent>
+                          <w:p>
+                            <w:pPr>
+                              <w:pStyle w:val="Inhalt"/>
+                            </w:pPr>
+                            <w:r>
+                              <w:rPr>
+                                <w:lang w:bidi="de-DE"/>
+                              </w:rPr>
+                              <w:t>Wenn Sie sofort anfangen möchten, tippen Sie auf einen Platzhaltertext (wie diesen) und beginnen Sie mit der Eingabe, um ihn durch Ihren eigenen Text zu ersetzen.</w:t>
+                            </w:r>
+                          </w:p>
+                        </w:sdtContent>
+                      </w:sdt>
+                      <w:p/>
+                      <w:sdt>
+                        <w:sdtPr>
+                          <w:id w:val="402807592"/>
+                          <w:placeholder>
+                            <w:docPart w:val="F2AB74A578A8429A856D0682F52E693C"/>
+                          </w:placeholder>
+                          <w:temporary/>
+                          <w:showingPlcHdr/>
+                          <w15:appearance w15:val="hidden"/>
+                        </w:sdtPr>
+                        <w:sdtContent>
+                          <w:p>
+                            <w:pPr>
+                              <w:pStyle w:val="Inhalt"/>
+                            </w:pPr>
+                            <w:r>
+                              <w:rPr>
+                                <w:lang w:bidi="de-DE"/>
+                              </w:rPr>
+                              <w:t xml:space="preserve">Möchten Sie ein Bild aus Ihren Dateien einfügen oder aber eine Form, ein Textfeld oder eine Tabelle hinzufügen? Das geht ganz einfach! Tippen Sie auf der Registerkarte "Einfügen" des Menübands auf die gewünschte Option. </w:t>
+                            </w:r>
+                          </w:p>
+                        </w:sdtContent>
+                      </w:sdt>
+                    </w:tc>
+                  </w:tr>
+                  <w:tr>
+                    <w:trPr>
+                      <w:trHeight w:val="1899"/>
+                    </w:trPr>
+                    <w:tc>
+                      <w:tcPr>
+                        <w:tcW w:w="9999" w:type="dxa"/>
+                        <w:shd w:val="clear" w:color="auto" w:fill="F2F2F2" w:themeFill="background1" w:themeFillShade="F2"/>
+                        <w:vAlign w:val="center"/>
+                      </w:tcPr>
+                      <w:p>
+                        <w:pPr>
+                          <w:pStyle w:val="HervorhebungText"/>
+                          <w:jc w:val="center"/>
+                        </w:pPr>
+                        <w:r>
+                          <w:rPr>
+                            <w:noProof/>
+                            <w:lang w:val="en-US" w:eastAsia="zh-CN"/>
+                          </w:rPr>
+                          <mc:AlternateContent>
+                            <mc:Choice Requires="wps">
+                              <w:drawing>
+                                <wp:inline distT="0" distB="0" distL="0" distR="0" wp14:anchorId="53474AA7" wp14:editId="7107D7A2">
+                                  <wp:extent cx="5422005" cy="1333500"/>
+                                  <wp:effectExtent l="0" t="0" r="0" b="0"/>
+                                  <wp:docPr id="5" name="Textfeld 5"/>
+                                  <wp:cNvGraphicFramePr/>
+                                  <a:graphic xmlns:a="http://schemas.openxmlformats.org/drawingml/2006/main">
+                                    <a:graphicData uri="http://schemas.microsoft.com/office/word/2010/wordprocessingShape">
+                                      <wps:wsp>
+                                        <wps:cNvSpPr txBox="1"/>
+                                        <wps:spPr>
+                                          <a:xfrm>
+                                            <a:off x="0" y="0"/>
+                                            <a:ext cx="5422005" cy="1333500"/>
+                                          </a:xfrm>
+                                          <a:prstGeom prst="rect">
+                                            <a:avLst/>
+                                          </a:prstGeom>
+                                          <a:noFill/>
+                                          <a:ln w="6350">
+                                            <a:noFill/>
+                                          </a:ln>
+                                        </wps:spPr>
+                                        <wps:txbx>
+                                          <w:txbxContent>
+                                            <w:p>
+                                              <w:pPr>
+                                                <w:jc w:val="center"/>
+                                              </w:pPr>
+                                              <w:r>
+                                                <w:rPr>
+                                                  <w:i/>
+                                                  <w:sz w:val="36"/>
+                                                  <w:szCs w:val="36"/>
+                                                  <w:lang w:bidi="de-DE"/>
+                                                </w:rPr>
+                                                <w:t>"Auf der Registerkarte "Einfügen" finden Sie weitere benutzerfreundliche Tools, beispielsweise zum Hinzufügen eines Links oder zum Einfügen eines Kommentars"</w:t>
+                                              </w:r>
+                                            </w:p>
+                                          </w:txbxContent>
+                                        </wps:txbx>
+                                        <wps:bodyPr rot="0" spcFirstLastPara="0" vertOverflow="overflow" horzOverflow="overflow" vert="horz" wrap="square" lIns="91440" tIns="45720" rIns="91440" bIns="45720" numCol="1" spcCol="0" rtlCol="0" fromWordArt="0" anchor="t" anchorCtr="0" forceAA="0" compatLnSpc="1">
+                                          <a:prstTxWarp prst="textNoShape">
+                                            <a:avLst/>
+                                          </a:prstTxWarp>
+                                          <a:noAutofit/>
+                                        </wps:bodyPr>
+                                      </wps:wsp>
+                                    </a:graphicData>
+                                  </a:graphic>
+                                </wp:inline>
+                              </w:drawing>
+                            </mc:Choice>
+                            <mc:Fallback>
+                              <w:pict>
+                                <v:shape w14:anchorId="53474AA7" id="Textfeld 5" o:spid="_x0000_s1029" type="#_x0000_t202" style="width:426.95pt;height:105pt;visibility:visible;mso-wrap-style:square;mso-left-percent:-10001;mso-top-percent:-10001;mso-position-horizontal:absolute;mso-position-horizontal-relative:char;mso-position-vertical:absolute;mso-position-vertical-relative:line;mso-left-percent:-10001;mso-top-percent:-10001;v-text-anchor:top" o:gfxdata="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" filled="f" stroked="f" strokeweight=".5pt">
+                                  <v:textbox>
+                                    <w:txbxContent>
+                                      <w:p>
+                                        <w:pPr>
+                                          <w:jc w:val="center"/>
+                                        </w:pPr>
+                                        <w:r>
+                                          <w:rPr>
+                                            <w:i/>
+                                            <w:sz w:val="36"/>
+                                            <w:szCs w:val="36"/>
+                                            <w:lang w:bidi="de-DE"/>
+                                          </w:rPr>
+                                          <w:t>"Auf der Registerkarte "Einfügen" finden Sie weitere benutzerfreundliche Tools, beispielsweise zum Hinzufügen eines Links oder zum Einfügen eines Kommentars"</w:t>
+                                        </w:r>
+                                      </w:p>
+                                    </w:txbxContent>
+                                  </v:textbox>
+                                  <w10:anchorlock/>
+                                </v:shape>
+                              </w:pict>
+                            </mc:Fallback>
+                          </mc:AlternateContent>
+                        </w:r>
+                      </w:p>
+                    </w:tc>
+                  </w:tr>
+                  <w:tr>
+                    <w:trPr>
+                      <w:trHeight w:val="5931"/>
+                    </w:trPr>
+                    <w:tc>
+                      <w:tcPr>
+                        <w:tcW w:w="9999" w:type="dxa"/>
+                      </w:tcPr>
+                      <w:p>
+                        <w:pPr>
+                          <w:pStyle w:val="HervorhebungText"/>
+                          <w:rPr>
+                            <w:i/>
+                            <w:sz w:val="36"/>
+                          </w:rPr>
+                        </w:pPr>
+                      </w:p>
+                      <w:sdt>
+                        <w:sdtPr>
+                          <w:id w:val="1501777759"/>
+                          <w:placeholder>
+                            <w:docPart w:val="85550A25CD77410E8B67712B4B7E6DA2"/>
+                          </w:placeholder>
+                          <w:temporary/>
+                          <w:showingPlcHdr/>
+                          <w15:appearance w15:val="hidden"/>
+                        </w:sdtPr>
+                        <w:sdtContent>
+                          <w:p>
+                            <w:pPr>
+                              <w:pStyle w:val="Inhalt"/>
+                            </w:pPr>
+                            <w:r>
+                              <w:rPr>
+                                <w:lang w:bidi="de-DE"/>
+                              </w:rPr>
+                              <w:t>Wenn Sie sofort anfangen möchten, tippen Sie auf einen Platzhaltertext (wie diesen) und beginnen Sie mit der Eingabe, um ihn durch Ihren eigenen Text zu ersetzen.</w:t>
+                            </w:r>
+                          </w:p>
+                        </w:sdtContent>
+                      </w:sdt>
+                      <w:p>
+                        <w:pPr>
+                          <w:pStyle w:val="Inhalt"/>
+                        </w:pPr>
+                      </w:p>
+                      <w:sdt>
+                        <w:sdtPr>
+                          <w:id w:val="1027293478"/>
+                          <w:placeholder>
+                            <w:docPart w:val="D642D14814374369B42872B3E2C15DB7"/>
+                          </w:placeholder>
+                          <w:temporary/>
+                          <w:showingPlcHdr/>
+                          <w15:appearance w15:val="hidden"/>
+                        </w:sdtPr>
+                        <w:sdtContent>
+                          <w:p>
+                            <w:pPr>
+                              <w:pStyle w:val="Inhalt"/>
+                            </w:pPr>
+                            <w:r>
+                              <w:rPr>
+                                <w:lang w:bidi="de-DE"/>
+                              </w:rPr>
+                              <w:t xml:space="preserve">Möchten Sie ein Bild aus Ihren Dateien einfügen oder aber eine Form, ein Textfeld oder eine Tabelle hinzufügen? Das geht ganz einfach! Tippen Sie auf der Registerkarte "Einfügen" des Menübands auf die gewünschte Option. </w:t>
+                            </w:r>
+                          </w:p>
+                        </w:sdtContent>
+                      </w:sdt>
+                      <w:p>
+                        <w:pPr>
+                          <w:pStyle w:val="Inhalt"/>
+                          <w:rPr>
+                            <w:i/>
+                            <w:sz w:val="36"/>
+                          </w:rPr>
+                        </w:pPr>
+                      </w:p>
+                      <w:p>
+                        <w:pPr>
+                          <w:pStyle w:val="Inhalt"/>
+                          <w:rPr>
+                            <w:sz w:val="36"/>
+                          </w:rPr>
+                        </w:pPr>
+                      </w:p>
+                      <w:p>
+                        <w:pPr>
+                          <w:pStyle w:val="Inhalt"/>
+                          <w:rPr>
+                            <w:sz w:val="36"/>
+                          </w:rPr>
+                        </w:pPr>
+                      </w:p>
+                      <w:p>
+                        <w:pPr>
+                          <w:pStyle w:val="Inhalt"/>
+                          <w:rPr>
+                            <w:sz w:val="36"/>
+                          </w:rPr>
+                        </w:pPr>
+                      </w:p>
+                      <w:p>
+                        <w:pPr>
+                          <w:pStyle w:val="Inhalt"/>
+                          <w:rPr>
+                            <w:sz w:val="36"/>
+                          </w:rPr>
+                        </w:pPr>
+                      </w:p>
+                      <w:p>
+                        <w:pPr>
+                          <w:pStyle w:val="Inhalt"/>
+                          <w:rPr>
+                            <w:sz w:val="36"/>
+                          </w:rPr>
+                        </w:pPr>
+                      </w:p>
+                      <w:p>
+                        <w:pPr>
+                          <w:pStyle w:val="Inhalt"/>
+                          <w:rPr>
+                            <w:sz w:val="36"/>
+                          </w:rPr>
+                        </w:pPr>
+                      </w:p>
+                      <w:p>
+                        <w:pPr>
+                          <w:pStyle w:val="Inhalt"/>
+                          <w:rPr>
+                            <w:sz w:val="36"/>
+                          </w:rPr>
+                        </w:pPr>
+                      </w:p>
+                      <w:p>
+                        <w:pPr>
+                          <w:pStyle w:val="Inhalt"/>
+                          <w:rPr>
+                            <w:sz w:val="36"/>
+                          </w:rPr>
+                        </w:pPr>
+                      </w:p>
+                    </w:tc>
+                  </w:tr>
+                </w:tbl>
+                <w:p>
+                  <w:pPr>
+                    <w:pStyle w:val="Inhalt"/>
+                    <w:rPr>
+                      <w:sz w:val="36"/>
+                    </w:rPr>
+                  </w:pPr>
+                </w:p>
+              </w:tc>
+            </w:tr>
+          </w:tbl>
+          <w:p>
+            <w:pPr>
               <w:pStyle w:val="Inhalt"/>
               <w:rPr>
-                <w:i/>
                 <w:sz w:val="36"/>
               </w:rPr>
             </w:pPr>
@@ -1383,6 +2032,7 @@
     <w:lsdException w:name="HTML Sample" w:semiHidden="1" w:unhideWhenUsed="1"/>
     <w:lsdException w:name="HTML Typewriter" w:semiHidden="1" w:unhideWhenUsed="1"/>
     <w:lsdException w:name="HTML Variable" w:semiHidden="1" w:unhideWhenUsed="1"/>
+    <w:lsdException w:name="Normal Table" w:semiHidden="1" w:unhideWhenUsed="1"/>
     <w:lsdException w:name="annotation subject" w:semiHidden="1" w:unhideWhenUsed="1"/>
     <w:lsdException w:name="No List" w:semiHidden="1" w:unhideWhenUsed="1"/>
     <w:lsdException w:name="Outline List 1" w:semiHidden="1" w:unhideWhenUsed="1"/>
@@ -1426,8 +2076,10 @@
     <w:lsdException w:name="Table Elegant" w:semiHidden="1" w:unhideWhenUsed="1"/>
     <w:lsdException w:name="Table Professional" w:semiHidden="1" w:unhideWhenUsed="1"/>
     <w:lsdException w:name="Table Subtle 1" w:semiHidden="1" w:unhideWhenUsed="1"/>
+    <w:lsdException w:name="Table Subtle 2" w:semiHidden="1" w:unhideWhenUsed="1"/>
     <w:lsdException w:name="Table Web 1" w:semiHidden="1" w:unhideWhenUsed="1"/>
     <w:lsdException w:name="Table Web 2" w:semiHidden="1" w:unhideWhenUsed="1"/>
+    <w:lsdException w:name="Table Web 3" w:semiHidden="1" w:unhideWhenUsed="1"/>
     <w:lsdException w:name="Balloon Text" w:semiHidden="1" w:unhideWhenUsed="1"/>
     <w:lsdException w:name="Table Grid" w:uiPriority="1"/>
     <w:lsdException w:name="Table Theme" w:semiHidden="1" w:unhideWhenUsed="1"/>
@@ -1449,6 +2101,10 @@
     <w:lsdException w:name="Colorful Grid"/>
     <w:lsdException w:name="Light Shading Accent 1"/>
     <w:lsdException w:name="Light List Accent 1"/>
+    <w:lsdException w:name="Light Grid Accent 1"/>
+    <w:lsdException w:name="Medium Shading 1 Accent 1"/>
+    <w:lsdException w:name="Medium Shading 2 Accent 1"/>
+    <w:lsdException w:name="Medium List 1 Accent 1"/>
     <w:lsdException w:name="Revision" w:semiHidden="1"/>
     <w:lsdException w:name="List Paragraph" w:semiHidden="1" w:uiPriority="34" w:unhideWhenUsed="1" w:qFormat="1"/>
     <w:lsdException w:name="Quote" w:semiHidden="1" w:uiPriority="29" w:unhideWhenUsed="1" w:qFormat="1"/>
@@ -2031,64 +2687,6 @@
     </w:docPart>
     <w:docPart>
       <w:docPartPr>
-        <w:name w:val="A388C55388264501BC0BFEB4A4B2039C"/>
-        <w:category>
-          <w:name w:val="Allgemein"/>
-          <w:gallery w:val="placeholder"/>
-        </w:category>
-        <w:types>
-          <w:type w:val="bbPlcHdr"/>
-        </w:types>
-        <w:behaviors>
-          <w:behavior w:val="content"/>
-        </w:behaviors>
-        <w:guid w:val="{4B78B67D-1DEA-4F1C-9EDB-0DE6CD35182F}"/>
-      </w:docPartPr>
-      <w:docPartBody>
-        <w:p>
-          <w:pPr>
-            <w:pStyle w:val="A388C55388264501BC0BFEB4A4B2039C"/>
-          </w:pPr>
-          <w:r>
-            <w:rPr>
-              <w:lang w:bidi="de-DE"/>
-            </w:rPr>
-            <w:t>FIRMENNAME</w:t>
-          </w:r>
-        </w:p>
-      </w:docPartBody>
-    </w:docPart>
-    <w:docPart>
-      <w:docPartPr>
-        <w:name w:val="6FCD16E76FCE492EA462F14B1E102D8B"/>
-        <w:category>
-          <w:name w:val="Allgemein"/>
-          <w:gallery w:val="placeholder"/>
-        </w:category>
-        <w:types>
-          <w:type w:val="bbPlcHdr"/>
-        </w:types>
-        <w:behaviors>
-          <w:behavior w:val="content"/>
-        </w:behaviors>
-        <w:guid w:val="{172EA594-05F4-490C-8DBC-E64BAE39863D}"/>
-      </w:docPartPr>
-      <w:docPartBody>
-        <w:p>
-          <w:pPr>
-            <w:pStyle w:val="6FCD16E76FCE492EA462F14B1E102D8B"/>
-          </w:pPr>
-          <w:r>
-            <w:rPr>
-              <w:lang w:bidi="de-DE"/>
-            </w:rPr>
-            <w:t>Ihr Name</w:t>
-          </w:r>
-        </w:p>
-      </w:docPartBody>
-    </w:docPart>
-    <w:docPart>
-      <w:docPartPr>
         <w:name w:val="CA8BC01BC05C490FB2A4F7F33B1A5D64"/>
         <w:category>
           <w:name w:val="Allgemein"/>
@@ -2118,7 +2716,7 @@
     </w:docPart>
     <w:docPart>
       <w:docPartPr>
-        <w:name w:val="476D388C0D3C4911BA990C3E1A858084"/>
+        <w:name w:val="50F546B4E3AD496FA35E2285F44EFB79"/>
         <w:category>
           <w:name w:val="Allgemein"/>
           <w:gallery w:val="placeholder"/>
@@ -2129,12 +2727,41 @@
         <w:behaviors>
           <w:behavior w:val="content"/>
         </w:behaviors>
-        <w:guid w:val="{5328490D-5251-400A-9EBD-94FEA12DABF6}"/>
+        <w:guid w:val="{FF804E58-E9D3-41CD-A13E-B40893B5C635}"/>
       </w:docPartPr>
       <w:docPartBody>
         <w:p>
           <w:pPr>
-            <w:pStyle w:val="476D388C0D3C4911BA990C3E1A858084"/>
+            <w:pStyle w:val="50F546B4E3AD496FA35E2285F44EFB79"/>
+          </w:pPr>
+          <w:r>
+            <w:rPr>
+              <w:lang w:bidi="de-DE"/>
+            </w:rPr>
+            <w:t>Untertiteltext hier eingeben</w:t>
+          </w:r>
+        </w:p>
+      </w:docPartBody>
+    </w:docPart>
+    <w:docPart>
+      <w:docPartPr>
+        <w:name w:val="A57722D3380040648E45085DCDD8A07A"/>
+        <w:category>
+          <w:name w:val="Allgemein"/>
+          <w:gallery w:val="placeholder"/>
+        </w:category>
+        <w:types>
+          <w:type w:val="bbPlcHdr"/>
+        </w:types>
+        <w:behaviors>
+          <w:behavior w:val="content"/>
+        </w:behaviors>
+        <w:guid w:val="{B93FF8D6-5E6A-4266-8222-AC654EE2C89F}"/>
+      </w:docPartPr>
+      <w:docPartBody>
+        <w:p>
+          <w:pPr>
+            <w:pStyle w:val="A57722D3380040648E45085DCDD8A07A"/>
           </w:pPr>
           <w:r>
             <w:rPr>
@@ -2147,7 +2774,7 @@
     </w:docPart>
     <w:docPart>
       <w:docPartPr>
-        <w:name w:val="5B0042104F1145AC802609401C2D3EE8"/>
+        <w:name w:val="BD49D6E00837456F85E4BCC252B8BC9B"/>
         <w:category>
           <w:name w:val="Allgemein"/>
           <w:gallery w:val="placeholder"/>
@@ -2158,12 +2785,12 @@
         <w:behaviors>
           <w:behavior w:val="content"/>
         </w:behaviors>
-        <w:guid w:val="{3574F0CE-D781-4725-9D4E-038EB05EB5FE}"/>
+        <w:guid w:val="{04128EC8-3866-4D3F-A7FE-D769DE64737E}"/>
       </w:docPartPr>
       <w:docPartBody>
         <w:p>
           <w:pPr>
-            <w:pStyle w:val="5B0042104F1145AC802609401C2D3EE8"/>
+            <w:pStyle w:val="BD49D6E00837456F85E4BCC252B8BC9B"/>
           </w:pPr>
           <w:r>
             <w:rPr>
@@ -2176,7 +2803,7 @@
     </w:docPart>
     <w:docPart>
       <w:docPartPr>
-        <w:name w:val="965BB8B1BC4D45D7B0466ED11B606112"/>
+        <w:name w:val="0BBB27D598F742E0BD15C1C9A68DF6BD"/>
         <w:category>
           <w:name w:val="Allgemein"/>
           <w:gallery w:val="placeholder"/>
@@ -2187,12 +2814,12 @@
         <w:behaviors>
           <w:behavior w:val="content"/>
         </w:behaviors>
-        <w:guid w:val="{80E7877A-2EC0-44CA-8219-A214D7B5B6CB}"/>
+        <w:guid w:val="{013FF86C-B9F1-4663-93C8-D2C3D49E17F2}"/>
       </w:docPartPr>
       <w:docPartBody>
         <w:p>
           <w:pPr>
-            <w:pStyle w:val="965BB8B1BC4D45D7B0466ED11B606112"/>
+            <w:pStyle w:val="0BBB27D598F742E0BD15C1C9A68DF6BD"/>
           </w:pPr>
           <w:r>
             <w:rPr>
@@ -2205,7 +2832,7 @@
     </w:docPart>
     <w:docPart>
       <w:docPartPr>
-        <w:name w:val="78729FD1B78A436B95D327D2F4ACA8F5"/>
+        <w:name w:val="28FF7335D59A40FD825C64B217880FD0"/>
         <w:category>
           <w:name w:val="Allgemein"/>
           <w:gallery w:val="placeholder"/>
@@ -2216,12 +2843,157 @@
         <w:behaviors>
           <w:behavior w:val="content"/>
         </w:behaviors>
-        <w:guid w:val="{949E6D3C-7A82-4BF7-9031-356EFC7CEBF6}"/>
+        <w:guid w:val="{27E341D6-5E4A-4D78-A561-3CE6EB4B6F2A}"/>
       </w:docPartPr>
       <w:docPartBody>
         <w:p>
           <w:pPr>
-            <w:pStyle w:val="78729FD1B78A436B95D327D2F4ACA8F5"/>
+            <w:pStyle w:val="28FF7335D59A40FD825C64B217880FD0"/>
+          </w:pPr>
+          <w:r>
+            <w:rPr>
+              <w:lang w:bidi="de-DE"/>
+            </w:rPr>
+            <w:t xml:space="preserve">Möchten Sie ein Bild aus Ihren Dateien einfügen oder aber eine Form, ein Textfeld oder eine Tabelle hinzufügen? Das geht ganz einfach! Tippen Sie auf der Registerkarte "Einfügen" des Menübands auf die gewünschte Option. </w:t>
+          </w:r>
+        </w:p>
+      </w:docPartBody>
+    </w:docPart>
+    <w:docPart>
+      <w:docPartPr>
+        <w:name w:val="FE8D9214EB5B439A9934EA069FF35AD2"/>
+        <w:category>
+          <w:name w:val="Allgemein"/>
+          <w:gallery w:val="placeholder"/>
+        </w:category>
+        <w:types>
+          <w:type w:val="bbPlcHdr"/>
+        </w:types>
+        <w:behaviors>
+          <w:behavior w:val="content"/>
+        </w:behaviors>
+        <w:guid w:val="{7267D8D4-4459-4FB0-87B2-3E39BA065F62}"/>
+      </w:docPartPr>
+      <w:docPartBody>
+        <w:p>
+          <w:pPr>
+            <w:pStyle w:val="FE8D9214EB5B439A9934EA069FF35AD2"/>
+          </w:pPr>
+          <w:r>
+            <w:rPr>
+              <w:lang w:bidi="de-DE"/>
+            </w:rPr>
+            <w:t>Untertiteltext hier eingeben</w:t>
+          </w:r>
+        </w:p>
+      </w:docPartBody>
+    </w:docPart>
+    <w:docPart>
+      <w:docPartPr>
+        <w:name w:val="D5EE40F2ECEF4CF09A297910127011FD"/>
+        <w:category>
+          <w:name w:val="Allgemein"/>
+          <w:gallery w:val="placeholder"/>
+        </w:category>
+        <w:types>
+          <w:type w:val="bbPlcHdr"/>
+        </w:types>
+        <w:behaviors>
+          <w:behavior w:val="content"/>
+        </w:behaviors>
+        <w:guid w:val="{57893960-ECC4-4C08-99AE-D6D377F630B1}"/>
+      </w:docPartPr>
+      <w:docPartBody>
+        <w:p>
+          <w:pPr>
+            <w:pStyle w:val="D5EE40F2ECEF4CF09A297910127011FD"/>
+          </w:pPr>
+          <w:r>
+            <w:rPr>
+              <w:lang w:bidi="de-DE"/>
+            </w:rPr>
+            <w:t>Wenn Sie sofort anfangen möchten, tippen Sie auf einen Platzhaltertext (wie diesen) und beginnen Sie mit der Eingabe, um ihn durch Ihren eigenen Text zu ersetzen.</w:t>
+          </w:r>
+        </w:p>
+      </w:docPartBody>
+    </w:docPart>
+    <w:docPart>
+      <w:docPartPr>
+        <w:name w:val="F2AB74A578A8429A856D0682F52E693C"/>
+        <w:category>
+          <w:name w:val="Allgemein"/>
+          <w:gallery w:val="placeholder"/>
+        </w:category>
+        <w:types>
+          <w:type w:val="bbPlcHdr"/>
+        </w:types>
+        <w:behaviors>
+          <w:behavior w:val="content"/>
+        </w:behaviors>
+        <w:guid w:val="{5406CDF3-F3F2-4BBC-8492-52A929D66BFC}"/>
+      </w:docPartPr>
+      <w:docPartBody>
+        <w:p>
+          <w:pPr>
+            <w:pStyle w:val="F2AB74A578A8429A856D0682F52E693C"/>
+          </w:pPr>
+          <w:r>
+            <w:rPr>
+              <w:lang w:bidi="de-DE"/>
+            </w:rPr>
+            <w:t xml:space="preserve">Möchten Sie ein Bild aus Ihren Dateien einfügen oder aber eine Form, ein Textfeld oder eine Tabelle hinzufügen? Das geht ganz einfach! Tippen Sie auf der Registerkarte "Einfügen" des Menübands auf die gewünschte Option. </w:t>
+          </w:r>
+        </w:p>
+      </w:docPartBody>
+    </w:docPart>
+    <w:docPart>
+      <w:docPartPr>
+        <w:name w:val="85550A25CD77410E8B67712B4B7E6DA2"/>
+        <w:category>
+          <w:name w:val="Allgemein"/>
+          <w:gallery w:val="placeholder"/>
+        </w:category>
+        <w:types>
+          <w:type w:val="bbPlcHdr"/>
+        </w:types>
+        <w:behaviors>
+          <w:behavior w:val="content"/>
+        </w:behaviors>
+        <w:guid w:val="{AF06F98A-145E-44F3-B927-F50F13F3A066}"/>
+      </w:docPartPr>
+      <w:docPartBody>
+        <w:p>
+          <w:pPr>
+            <w:pStyle w:val="85550A25CD77410E8B67712B4B7E6DA2"/>
+          </w:pPr>
+          <w:r>
+            <w:rPr>
+              <w:lang w:bidi="de-DE"/>
+            </w:rPr>
+            <w:t>Wenn Sie sofort anfangen möchten, tippen Sie auf einen Platzhaltertext (wie diesen) und beginnen Sie mit der Eingabe, um ihn durch Ihren eigenen Text zu ersetzen.</w:t>
+          </w:r>
+        </w:p>
+      </w:docPartBody>
+    </w:docPart>
+    <w:docPart>
+      <w:docPartPr>
+        <w:name w:val="D642D14814374369B42872B3E2C15DB7"/>
+        <w:category>
+          <w:name w:val="Allgemein"/>
+          <w:gallery w:val="placeholder"/>
+        </w:category>
+        <w:types>
+          <w:type w:val="bbPlcHdr"/>
+        </w:types>
+        <w:behaviors>
+          <w:behavior w:val="content"/>
+        </w:behaviors>
+        <w:guid w:val="{C026205C-51CE-4171-81F5-D5D8A075DD91}"/>
+      </w:docPartPr>
+      <w:docPartBody>
+        <w:p>
+          <w:pPr>
+            <w:pStyle w:val="D642D14814374369B42872B3E2C15DB7"/>
           </w:pPr>
           <w:r>
             <w:rPr>
@@ -2243,14 +3015,14 @@
     <w:charset w:val="00"/>
     <w:family w:val="swiss"/>
     <w:pitch w:val="variable"/>
-    <w:sig w:usb0="E0002AFF" w:usb1="4000ACFF" w:usb2="00000001" w:usb3="00000000" w:csb0="000001FF" w:csb1="00000000"/>
+    <w:sig w:usb0="E4002EFF" w:usb1="C000247B" w:usb2="00000009" w:usb3="00000000" w:csb0="000001FF" w:csb1="00000000"/>
   </w:font>
   <w:font w:name="Times New Roman">
     <w:panose1 w:val="02020603050405020304"/>
     <w:charset w:val="00"/>
     <w:family w:val="roman"/>
     <w:pitch w:val="variable"/>
-    <w:sig w:usb0="E0002AFF" w:usb1="C0007843" w:usb2="00000009" w:usb3="00000000" w:csb0="000001FF" w:csb1="00000000"/>
+    <w:sig w:usb0="E0002EFF" w:usb1="C000785B" w:usb2="00000009" w:usb3="00000000" w:csb0="000001FF" w:csb1="00000000"/>
   </w:font>
   <w:font w:name="MS Mincho">
     <w:altName w:val="ＭＳ 明朝"/>
@@ -2265,7 +3037,7 @@
     <w:charset w:val="00"/>
     <w:family w:val="swiss"/>
     <w:pitch w:val="variable"/>
-    <w:sig w:usb0="E0002AFF" w:usb1="C0007843" w:usb2="00000009" w:usb3="00000000" w:csb0="000001FF" w:csb1="00000000"/>
+    <w:sig w:usb0="E0002EFF" w:usb1="C000785B" w:usb2="00000009" w:usb3="00000000" w:csb0="000001FF" w:csb1="00000000"/>
   </w:font>
   <w:font w:name="MS Gothic">
     <w:altName w:val="ＭＳ ゴシック"/>
@@ -2287,7 +3059,7 @@
     <w:charset w:val="00"/>
     <w:family w:val="swiss"/>
     <w:pitch w:val="variable"/>
-    <w:sig w:usb0="A0002AEF" w:usb1="4000207B" w:usb2="00000000" w:usb3="00000000" w:csb0="000001FF" w:csb1="00000000"/>
+    <w:sig w:usb0="E4002EFF" w:usb1="C000247B" w:usb2="00000009" w:usb3="00000000" w:csb0="000001FF" w:csb1="00000000"/>
   </w:font>
 </w:fonts>
 </file>
@@ -2307,6 +3079,10 @@
     <w:compatSetting w:name="differentiateMultirowTableHeaders" w:uri="http://schemas.microsoft.com/office/word" w:val="1"/>
     <w:compatSetting w:name="useWord2013TrackBottomHyphenation" w:uri="http://schemas.microsoft.com/office/word" w:val="0"/>
   </w:compat>
+  <w:rsids>
+    <w:rsidRoot w:val="0023373D"/>
+    <w:rsid w:val="0023373D"/>
+  </w:rsids>
   <m:mathPr>
     <m:mathFont m:val="Cambria Math"/>
     <m:brkBin m:val="before"/>
@@ -2808,6 +3584,98 @@
   <w:style w:type="paragraph" w:customStyle="1" w:styleId="78729FD1B78A436B95D327D2F4ACA8F5">
     <w:name w:val="78729FD1B78A436B95D327D2F4ACA8F5"/>
   </w:style>
+  <w:style w:type="paragraph" w:customStyle="1" w:styleId="50F546B4E3AD496FA35E2285F44EFB79">
+    <w:name w:val="50F546B4E3AD496FA35E2285F44EFB79"/>
+    <w:rsid w:val="0023373D"/>
+  </w:style>
+  <w:style w:type="paragraph" w:customStyle="1" w:styleId="A57722D3380040648E45085DCDD8A07A">
+    <w:name w:val="A57722D3380040648E45085DCDD8A07A"/>
+    <w:rsid w:val="0023373D"/>
+  </w:style>
+  <w:style w:type="paragraph" w:customStyle="1" w:styleId="BD49D6E00837456F85E4BCC252B8BC9B">
+    <w:name w:val="BD49D6E00837456F85E4BCC252B8BC9B"/>
+    <w:rsid w:val="0023373D"/>
+  </w:style>
+  <w:style w:type="paragraph" w:customStyle="1" w:styleId="0BBB27D598F742E0BD15C1C9A68DF6BD">
+    <w:name w:val="0BBB27D598F742E0BD15C1C9A68DF6BD"/>
+    <w:rsid w:val="0023373D"/>
+  </w:style>
+  <w:style w:type="paragraph" w:customStyle="1" w:styleId="28FF7335D59A40FD825C64B217880FD0">
+    <w:name w:val="28FF7335D59A40FD825C64B217880FD0"/>
+    <w:rsid w:val="0023373D"/>
+  </w:style>
+  <w:style w:type="paragraph" w:customStyle="1" w:styleId="FE8D9214EB5B439A9934EA069FF35AD2">
+    <w:name w:val="FE8D9214EB5B439A9934EA069FF35AD2"/>
+    <w:rsid w:val="0023373D"/>
+  </w:style>
+  <w:style w:type="paragraph" w:customStyle="1" w:styleId="D5EE40F2ECEF4CF09A297910127011FD">
+    <w:name w:val="D5EE40F2ECEF4CF09A297910127011FD"/>
+    <w:rsid w:val="0023373D"/>
+  </w:style>
+  <w:style w:type="paragraph" w:customStyle="1" w:styleId="F2AB74A578A8429A856D0682F52E693C">
+    <w:name w:val="F2AB74A578A8429A856D0682F52E693C"/>
+    <w:rsid w:val="0023373D"/>
+  </w:style>
+  <w:style w:type="paragraph" w:customStyle="1" w:styleId="85550A25CD77410E8B67712B4B7E6DA2">
+    <w:name w:val="85550A25CD77410E8B67712B4B7E6DA2"/>
+    <w:rsid w:val="0023373D"/>
+  </w:style>
+  <w:style w:type="paragraph" w:customStyle="1" w:styleId="D642D14814374369B42872B3E2C15DB7">
+    <w:name w:val="D642D14814374369B42872B3E2C15DB7"/>
+    <w:rsid w:val="0023373D"/>
+  </w:style>
+  <w:style w:type="paragraph" w:customStyle="1" w:styleId="EC7103599B6B4B7B82EB499CDE3BC142">
+    <w:name w:val="EC7103599B6B4B7B82EB499CDE3BC142"/>
+    <w:rsid w:val="0023373D"/>
+  </w:style>
+  <w:style w:type="paragraph" w:customStyle="1" w:styleId="27AD735A7DE74AA783BBE1180D0F1A85">
+    <w:name w:val="27AD735A7DE74AA783BBE1180D0F1A85"/>
+    <w:rsid w:val="0023373D"/>
+  </w:style>
+  <w:style w:type="paragraph" w:customStyle="1" w:styleId="5EDE534B3C214C7C9D986A5B2099BDFD">
+    <w:name w:val="5EDE534B3C214C7C9D986A5B2099BDFD"/>
+    <w:rsid w:val="0023373D"/>
+  </w:style>
+  <w:style w:type="paragraph" w:customStyle="1" w:styleId="8FB0103368C94A69A59B96F56D33A538">
+    <w:name w:val="8FB0103368C94A69A59B96F56D33A538"/>
+    <w:rsid w:val="0023373D"/>
+  </w:style>
+  <w:style w:type="paragraph" w:customStyle="1" w:styleId="2EAAB291929C452BA4A7D31295FBD5B8">
+    <w:name w:val="2EAAB291929C452BA4A7D31295FBD5B8"/>
+    <w:rsid w:val="0023373D"/>
+  </w:style>
+  <w:style w:type="paragraph" w:customStyle="1" w:styleId="601F8CEFBF4747228020B63CDBC5FAAB">
+    <w:name w:val="601F8CEFBF4747228020B63CDBC5FAAB"/>
+    <w:rsid w:val="0023373D"/>
+  </w:style>
+  <w:style w:type="paragraph" w:customStyle="1" w:styleId="C26337FA6D064F8ABE2E1D1A348F9BCF">
+    <w:name w:val="C26337FA6D064F8ABE2E1D1A348F9BCF"/>
+    <w:rsid w:val="0023373D"/>
+  </w:style>
+  <w:style w:type="paragraph" w:customStyle="1" w:styleId="F5D19AC1D1E3411A9678564ABA5DC0B6">
+    <w:name w:val="F5D19AC1D1E3411A9678564ABA5DC0B6"/>
+    <w:rsid w:val="0023373D"/>
+  </w:style>
+  <w:style w:type="paragraph" w:customStyle="1" w:styleId="8F100BB6897B4040B34704C8BF335092">
+    <w:name w:val="8F100BB6897B4040B34704C8BF335092"/>
+    <w:rsid w:val="0023373D"/>
+  </w:style>
+  <w:style w:type="paragraph" w:customStyle="1" w:styleId="BC6D78E4A1C1491AB3154DF4961C29E5">
+    <w:name w:val="BC6D78E4A1C1491AB3154DF4961C29E5"/>
+    <w:rsid w:val="0023373D"/>
+  </w:style>
+  <w:style w:type="paragraph" w:customStyle="1" w:styleId="7E0049B6275E449E94393A5207A87340">
+    <w:name w:val="7E0049B6275E449E94393A5207A87340"/>
+    <w:rsid w:val="0023373D"/>
+  </w:style>
+  <w:style w:type="paragraph" w:customStyle="1" w:styleId="BB4ABF22962F46BC92F52F35B8E20CDD">
+    <w:name w:val="BB4ABF22962F46BC92F52F35B8E20CDD"/>
+    <w:rsid w:val="0023373D"/>
+  </w:style>
+  <w:style w:type="paragraph" w:customStyle="1" w:styleId="ECCA73B0834C4E9F86E4906E34A4C6E0">
+    <w:name w:val="ECCA73B0834C4E9F86E4906E34A4C6E0"/>
+    <w:rsid w:val="0023373D"/>
+  </w:style>
 </w:styles>
 </file>
 
